--- a/forms/templates/form05.docx
+++ b/forms/templates/form05.docx
@@ -1,6 +1,6 @@
 
 <file path=word/document.xml><?xml version="1.0" encoding="utf-8"?>
-<w:document xmlns:ns1="http://schemas.openxmlformats.org/markup-compatibility/2006" xmlns:ns2="http://schemas.openxmlformats.org/officeDocument/2006/relationships" xmlns:w="http://schemas.openxmlformats.org/wordprocessingml/2006/main" ns1:Ignorable="w14 w15 wp14">
+<w:document xmlns:mc="http://schemas.openxmlformats.org/markup-compatibility/2006" xmlns:r="http://schemas.openxmlformats.org/officeDocument/2006/relationships" xmlns:w="http://schemas.openxmlformats.org/wordprocessingml/2006/main" mc:Ignorable="w14 w15 wp14">
   <w:body>
     <w:p>
       <w:pPr>
@@ -646,7 +646,7 @@
         </w:rPr>
         <w:t xml:space="preserve">Email: </w:t>
       </w:r>
-      <w:hyperlink ns2:id="rId11" w:tgtFrame="_blank" w:history="1">
+      <w:hyperlink r:id="rId11" w:tgtFrame="_blank" w:history="1">
         <w:r>
           <w:rPr>
             <w:sz w:val="22"/>
@@ -757,9 +757,9 @@
       </w:r>
     </w:p>
     <w:sectPr>
-      <w:headerReference w:type="default" ns2:id="rId12"/>
-      <w:footerReference w:type="default" ns2:id="rId13"/>
-      <w:footerReference w:type="even" ns2:id="rId16"/>
+      <w:headerReference w:type="default" r:id="rId12"/>
+      <w:footerReference w:type="default" r:id="rId13"/>
+      <w:footerReference w:type="even" r:id="rId16"/>
       <w:pgSz w:w="11909" w:h="16834" w:code="9"/>
       <w:pgMar w:top="1080" w:right="1109" w:bottom="450" w:left="1440" w:header="432" w:footer="0" w:gutter="0"/>
       <w:cols w:space="720"/>
@@ -795,7 +795,7 @@
 </file>
 
 <file path=word/footer1.xml><?xml version="1.0" encoding="utf-8"?>
-<w:ftr xmlns:ns1="http://schemas.openxmlformats.org/markup-compatibility/2006" xmlns:w="http://schemas.openxmlformats.org/wordprocessingml/2006/main" ns1:Ignorable="w14 w15 wp14">
+<w:ftr xmlns:mc="http://schemas.openxmlformats.org/markup-compatibility/2006" xmlns:w="http://schemas.openxmlformats.org/wordprocessingml/2006/main" mc:Ignorable="w14 w15 wp14">
   <w:p>
     <w:pPr>
       <w:pStyle w:val="Footer"/>
@@ -885,7 +885,7 @@
 </file>
 
 <file path=word/header1.xml><?xml version="1.0" encoding="utf-8"?>
-<w:hdr xmlns:ns1="http://schemas.openxmlformats.org/markup-compatibility/2006" xmlns:ns10="http://schemas.openxmlformats.org/drawingml/2006/picture" xmlns:ns11="http://schemas.openxmlformats.org/officeDocument/2006/relationships" xmlns:ns2="http://schemas.openxmlformats.org/drawingml/2006/wordprocessingDrawing" xmlns:ns3="http://schemas.openxmlformats.org/drawingml/2006/main" xmlns:ns4="http://schemas.microsoft.com/office/word/2010/wordprocessingShape" xmlns:ns5="http://schemas.microsoft.com/office/drawing/2010/main" xmlns:ns6="http://schemas.microsoft.com/office/word/2010/wordprocessingDrawing" xmlns:ns7="urn:schemas-microsoft-com:vml" xmlns:ns8="http://schemas.microsoft.com/office/word/2010/wordml" xmlns:ns9="urn:schemas-microsoft-com:office:office" xmlns:w="http://schemas.openxmlformats.org/wordprocessingml/2006/main" ns1:Ignorable="w14 w15 wp14">
+<w:hdr xmlns:a="http://schemas.openxmlformats.org/drawingml/2006/main" xmlns:a14="http://schemas.microsoft.com/office/drawing/2010/main" xmlns:mc="http://schemas.openxmlformats.org/markup-compatibility/2006" xmlns:o="urn:schemas-microsoft-com:office:office" xmlns:pic="http://schemas.openxmlformats.org/drawingml/2006/picture" xmlns:r="http://schemas.openxmlformats.org/officeDocument/2006/relationships" xmlns:v="urn:schemas-microsoft-com:vml" xmlns:w="http://schemas.openxmlformats.org/wordprocessingml/2006/main" xmlns:w14="http://schemas.microsoft.com/office/word/2010/wordml" xmlns:wp="http://schemas.openxmlformats.org/drawingml/2006/wordprocessingDrawing" xmlns:wp14="http://schemas.microsoft.com/office/word/2010/wordprocessingDrawing" xmlns:wps="http://schemas.microsoft.com/office/word/2010/wordprocessingShape" mc:Ignorable="w14 w15 wp14">
   <w:tbl>
     <w:tblPr>
       <w:tblpPr w:leftFromText="180" w:rightFromText="180" w:vertAnchor="page" w:horzAnchor="margin" w:tblpXSpec="center" w:tblpY="406"/>
@@ -927,78 +927,78 @@
               <w:sz w:val="18"/>
               <w:szCs w:val="18"/>
             </w:rPr>
-            <ns1:AlternateContent>
-              <ns1:Choice Requires="wps">
+            <mc:AlternateContent>
+              <mc:Choice Requires="wps">
                 <w:drawing>
-                  <ns2:anchor distT="0" distB="0" distL="114300" distR="114300" simplePos="0" relativeHeight="251657728" behindDoc="0" locked="0" layoutInCell="1" allowOverlap="1">
-                    <ns2:simplePos x="0" y="0"/>
-                    <ns2:positionH relativeFrom="column">
-                      <ns2:posOffset>728980</ns2:posOffset>
-                    </ns2:positionH>
-                    <ns2:positionV relativeFrom="paragraph">
-                      <ns2:posOffset>838200</ns2:posOffset>
-                    </ns2:positionV>
-                    <ns2:extent cx="5197475" cy="0"/>
-                    <ns2:effectExtent l="5080" t="9525" r="7620" b="9525"/>
-                    <ns2:wrapNone/>
-                    <ns2:docPr id="2" name="AutoShape 1"/>
-                    <ns2:cNvGraphicFramePr>
-                      <ns3:graphicFrameLocks/>
-                    </ns2:cNvGraphicFramePr>
-                    <ns3:graphic>
-                      <ns3:graphicData uri="http://schemas.microsoft.com/office/word/2010/wordprocessingShape">
-                        <ns4:wsp>
-                          <ns4:cNvCnPr>
-                            <ns3:cxnSpLocks noChangeShapeType="1"/>
-                          </ns4:cNvCnPr>
-                          <ns4:spPr bwMode="auto">
-                            <ns3:xfrm>
-                              <ns3:off x="0" y="0"/>
-                              <ns3:ext cx="5197475" cy="0"/>
-                            </ns3:xfrm>
-                            <ns3:prstGeom prst="straightConnector1">
-                              <ns3:avLst/>
-                            </ns3:prstGeom>
-                            <ns3:noFill/>
-                            <ns3:ln w="9525">
-                              <ns3:solidFill>
-                                <ns3:srgbClr val="000000"/>
-                              </ns3:solidFill>
-                              <ns3:round/>
-                              <ns3:headEnd/>
-                              <ns3:tailEnd/>
-                            </ns3:ln>
-                            <ns3:extLst>
-                              <ns3:ext uri="{909E8E84-426E-40DD-AFC4-6F175D3DCCD1}">
-                                <ns5:hiddenFill>
-                                  <ns3:noFill/>
-                                </ns5:hiddenFill>
-                              </ns3:ext>
-                            </ns3:extLst>
-                          </ns4:spPr>
-                          <ns4:bodyPr/>
-                        </ns4:wsp>
-                      </ns3:graphicData>
-                    </ns3:graphic>
-                    <ns6:sizeRelH relativeFrom="page">
-                      <ns6:pctWidth>0</ns6:pctWidth>
-                    </ns6:sizeRelH>
-                    <ns6:sizeRelV relativeFrom="page">
-                      <ns6:pctHeight>0</ns6:pctHeight>
-                    </ns6:sizeRelV>
-                  </ns2:anchor>
+                  <wp:anchor distT="0" distB="0" distL="114300" distR="114300" simplePos="0" relativeHeight="251657728" behindDoc="0" locked="0" layoutInCell="1" allowOverlap="1">
+                    <wp:simplePos x="0" y="0"/>
+                    <wp:positionH relativeFrom="column">
+                      <wp:posOffset>728980</wp:posOffset>
+                    </wp:positionH>
+                    <wp:positionV relativeFrom="paragraph">
+                      <wp:posOffset>838200</wp:posOffset>
+                    </wp:positionV>
+                    <wp:extent cx="5197475" cy="0"/>
+                    <wp:effectExtent l="5080" t="9525" r="7620" b="9525"/>
+                    <wp:wrapNone/>
+                    <wp:docPr id="2" name="AutoShape 1"/>
+                    <wp:cNvGraphicFramePr>
+                      <a:graphicFrameLocks/>
+                    </wp:cNvGraphicFramePr>
+                    <a:graphic>
+                      <a:graphicData uri="http://schemas.microsoft.com/office/word/2010/wordprocessingShape">
+                        <wps:wsp>
+                          <wps:cNvCnPr>
+                            <a:cxnSpLocks noChangeShapeType="1"/>
+                          </wps:cNvCnPr>
+                          <wps:spPr bwMode="auto">
+                            <a:xfrm>
+                              <a:off x="0" y="0"/>
+                              <a:ext cx="5197475" cy="0"/>
+                            </a:xfrm>
+                            <a:prstGeom prst="straightConnector1">
+                              <a:avLst/>
+                            </a:prstGeom>
+                            <a:noFill/>
+                            <a:ln w="9525">
+                              <a:solidFill>
+                                <a:srgbClr val="000000"/>
+                              </a:solidFill>
+                              <a:round/>
+                              <a:headEnd/>
+                              <a:tailEnd/>
+                            </a:ln>
+                            <a:extLst>
+                              <a:ext uri="{909E8E84-426E-40DD-AFC4-6F175D3DCCD1}">
+                                <a14:hiddenFill>
+                                  <a:noFill/>
+                                </a14:hiddenFill>
+                              </a:ext>
+                            </a:extLst>
+                          </wps:spPr>
+                          <wps:bodyPr/>
+                        </wps:wsp>
+                      </a:graphicData>
+                    </a:graphic>
+                    <wp14:sizeRelH relativeFrom="page">
+                      <wp14:pctWidth>0</wp14:pctWidth>
+                    </wp14:sizeRelH>
+                    <wp14:sizeRelV relativeFrom="page">
+                      <wp14:pctHeight>0</wp14:pctHeight>
+                    </wp14:sizeRelV>
+                  </wp:anchor>
                 </w:drawing>
-              </ns1:Choice>
-              <ns1:Fallback>
+              </mc:Choice>
+              <mc:Fallback>
                 <w:pict>
-                  <ns7:shapetype ns8:anchorId="086C7995" id="_x0000_t32" coordsize="21600,21600" ns9:spt="32" ns9:oned="t" path="m,l21600,21600e" filled="f">
-                    <ns7:path arrowok="t" fillok="f" ns9:connecttype="none"/>
-                    <ns9:lock ns7:ext="edit" shapetype="t"/>
-                  </ns7:shapetype>
-                  <ns7:shape id="AutoShape 1" ns9:spid="_x0000_s1026" type="#_x0000_t32" style="position:absolute;margin-left:57.4pt;margin-top:66pt;width:409.25pt;height:0;z-index:251657728;visibility:visible;mso-wrap-style:square;mso-width-percent:0;mso-height-percent:0;mso-wrap-distance-left:9pt;mso-wrap-distance-top:0;mso-wrap-distance-right:9pt;mso-wrap-distance-bottom:0;mso-position-horizontal:absolute;mso-position-horizontal-relative:text;mso-position-vertical:absolute;mso-position-vertical-relative:text;mso-width-percent:0;mso-height-percent:0;mso-width-relative:page;mso-height-relative:page" ns9:gfxdata="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"/>
+                  <v:shapetype w14:anchorId="086C7995" id="_x0000_t32" coordsize="21600,21600" o:spt="32" o:oned="t" path="m,l21600,21600e" filled="f">
+                    <v:path arrowok="t" fillok="f" o:connecttype="none"/>
+                    <o:lock v:ext="edit" shapetype="t"/>
+                  </v:shapetype>
+                  <v:shape id="AutoShape 1" o:spid="_x0000_s1026" type="#_x0000_t32" style="position:absolute;margin-left:57.4pt;margin-top:66pt;width:409.25pt;height:0;z-index:251657728;visibility:visible;mso-wrap-style:square;mso-width-percent:0;mso-height-percent:0;mso-wrap-distance-left:9pt;mso-wrap-distance-top:0;mso-wrap-distance-right:9pt;mso-wrap-distance-bottom:0;mso-position-horizontal:absolute;mso-position-horizontal-relative:text;mso-position-vertical:absolute;mso-position-vertical-relative:text;mso-width-percent:0;mso-height-percent:0;mso-width-relative:page;mso-height-relative:page" o:gfxdata="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"/>
                 </w:pict>
-              </ns1:Fallback>
-            </ns1:AlternateContent>
+              </mc:Fallback>
+            </mc:AlternateContent>
           </w:r>
           <w:r>
             <w:rPr>
@@ -1008,52 +1008,52 @@
               <w:szCs w:val="18"/>
             </w:rPr>
             <w:drawing>
-              <ns2:inline distT="0" distB="0" distL="0" distR="0">
-                <ns2:extent cx="1257300" cy="692150"/>
-                <ns2:effectExtent l="0" t="0" r="0" b="0"/>
-                <ns2:docPr id="1" name="Picture 3" descr="C:\Users\admin\AppData\Roaming\Skype\xuanlantran82\media_messaging\media_cache_v2\^AB61A9D641C7264E854F4F781954CD770B2A30D066F1EA0FF0^pimgpsh_fullsize_distr.jpg"/>
-                <ns2:cNvGraphicFramePr>
-                  <ns3:graphicFrameLocks noChangeAspect="1"/>
-                </ns2:cNvGraphicFramePr>
-                <ns3:graphic>
-                  <ns3:graphicData uri="http://schemas.openxmlformats.org/drawingml/2006/picture">
-                    <ns10:pic>
-                      <ns10:nvPicPr>
-                        <ns10:cNvPr id="0" name="Picture 3" descr="C:\Users\admin\AppData\Roaming\Skype\xuanlantran82\media_messaging\media_cache_v2\^AB61A9D641C7264E854F4F781954CD770B2A30D066F1EA0FF0^pimgpsh_fullsize_distr.jpg"/>
-                        <ns10:cNvPicPr>
-                          <ns3:picLocks noChangeAspect="1" noChangeArrowheads="1"/>
-                        </ns10:cNvPicPr>
-                      </ns10:nvPicPr>
-                      <ns10:blipFill>
-                        <ns3:blip ns11:embed="rId1">
-                          <ns3:extLst>
-                            <ns3:ext uri="{28A0092B-C50C-407E-A947-70E740481C1C}">
-                              <ns5:useLocalDpi val="0"/>
-                            </ns3:ext>
-                          </ns3:extLst>
-                        </ns3:blip>
-                        <ns3:srcRect/>
-                        <ns3:stretch>
-                          <ns3:fillRect/>
-                        </ns3:stretch>
-                      </ns10:blipFill>
-                      <ns10:spPr bwMode="auto">
-                        <ns3:xfrm>
-                          <ns3:off x="0" y="0"/>
-                          <ns3:ext cx="1257300" cy="692150"/>
-                        </ns3:xfrm>
-                        <ns3:prstGeom prst="rect">
-                          <ns3:avLst/>
-                        </ns3:prstGeom>
-                        <ns3:noFill/>
-                        <ns3:ln>
-                          <ns3:noFill/>
-                        </ns3:ln>
-                      </ns10:spPr>
-                    </ns10:pic>
-                  </ns3:graphicData>
-                </ns3:graphic>
-              </ns2:inline>
+              <wp:inline distT="0" distB="0" distL="0" distR="0">
+                <wp:extent cx="1257300" cy="692150"/>
+                <wp:effectExtent l="0" t="0" r="0" b="0"/>
+                <wp:docPr id="1" name="Picture 3" descr="C:\Users\admin\AppData\Roaming\Skype\xuanlantran82\media_messaging\media_cache_v2\^AB61A9D641C7264E854F4F781954CD770B2A30D066F1EA0FF0^pimgpsh_fullsize_distr.jpg"/>
+                <wp:cNvGraphicFramePr>
+                  <a:graphicFrameLocks noChangeAspect="1"/>
+                </wp:cNvGraphicFramePr>
+                <a:graphic>
+                  <a:graphicData uri="http://schemas.openxmlformats.org/drawingml/2006/picture">
+                    <pic:pic>
+                      <pic:nvPicPr>
+                        <pic:cNvPr id="0" name="Picture 3" descr="C:\Users\admin\AppData\Roaming\Skype\xuanlantran82\media_messaging\media_cache_v2\^AB61A9D641C7264E854F4F781954CD770B2A30D066F1EA0FF0^pimgpsh_fullsize_distr.jpg"/>
+                        <pic:cNvPicPr>
+                          <a:picLocks noChangeAspect="1" noChangeArrowheads="1"/>
+                        </pic:cNvPicPr>
+                      </pic:nvPicPr>
+                      <pic:blipFill>
+                        <a:blip r:embed="rId1">
+                          <a:extLst>
+                            <a:ext uri="{28A0092B-C50C-407E-A947-70E740481C1C}">
+                              <a14:useLocalDpi val="0"/>
+                            </a:ext>
+                          </a:extLst>
+                        </a:blip>
+                        <a:srcRect/>
+                        <a:stretch>
+                          <a:fillRect/>
+                        </a:stretch>
+                      </pic:blipFill>
+                      <pic:spPr bwMode="auto">
+                        <a:xfrm>
+                          <a:off x="0" y="0"/>
+                          <a:ext cx="1257300" cy="692150"/>
+                        </a:xfrm>
+                        <a:prstGeom prst="rect">
+                          <a:avLst/>
+                        </a:prstGeom>
+                        <a:noFill/>
+                        <a:ln>
+                          <a:noFill/>
+                        </a:ln>
+                      </pic:spPr>
+                    </pic:pic>
+                  </a:graphicData>
+                </a:graphic>
+              </wp:inline>
             </w:drawing>
           </w:r>
         </w:p>
